--- a/Manuscript/The_Brexit_Tuition_Shock.docx
+++ b/Manuscript/The_Brexit_Tuition_Shock.docx
@@ -647,15 +647,35 @@
           <w:iCs/>
         </w:rPr>
       </w:pPr>
+      <w:bookmarkStart w:id="0" w:name="_GoBack"/>
       <w:r>
         <w:rPr>
           <w:rFonts w:ascii="Times New Roman" w:hAnsi="Times New Roman" w:cs="Times New Roman"/>
           <w:iCs/>
+          <w:highlight w:val="yellow"/>
         </w:rPr>
         <w:lastRenderedPageBreak/>
-        <w:t>Another branch in the literature is the BLP-type models (building on McFadden, 1974), which derive elasticities from estimated heterogeneity in preferences across differentiated alternatives; the present design derives elasticity from observed variation in exposure to a large policy-induced price shock. The former is better suited for recovering substitution matrices across choices; the latter is better suited for identifying a destination-level demand response to a discrete change in the relative price of UK higher education.</w:t>
+        <w:t xml:space="preserve">Another branch in the literature is the </w:t>
+      </w:r>
+      <w:r>
+        <w:rPr>
+          <w:rFonts w:ascii="Times New Roman" w:hAnsi="Times New Roman" w:cs="Times New Roman"/>
+          <w:b/>
+          <w:iCs/>
+          <w:highlight w:val="yellow"/>
+        </w:rPr>
+        <w:t>BLP-type models</w:t>
+      </w:r>
+      <w:r>
+        <w:rPr>
+          <w:rFonts w:ascii="Times New Roman" w:hAnsi="Times New Roman" w:cs="Times New Roman"/>
+          <w:iCs/>
+          <w:highlight w:val="yellow"/>
+        </w:rPr>
+        <w:t xml:space="preserve"> (building on McFadden, 1974), which derive elasticities from estimated heterogeneity in preferences across differentiated alternatives; the present design derives elasticity from observed variation in exposure to a large policy-induced price shock. The former is better suited for recovering substitution matrices across choices; the latter is better suited for identifying a destination-level demand response to a discrete change in the relative price of UK higher education.</w:t>
       </w:r>
     </w:p>
+    <w:bookmarkEnd w:id="0"/>
     <w:p>
       <w:pPr>
         <w:pStyle w:val="NormalWeb"/>
@@ -884,7 +904,7 @@
               <w:pStyle w:val="NormalWeb"/>
               <w:spacing w:before="0" w:beforeAutospacing="0" w:after="0" w:afterAutospacing="0" w:line="360" w:lineRule="auto"/>
             </w:pPr>
-            <w:commentRangeStart w:id="0"/>
+            <w:commentRangeStart w:id="1"/>
             <w:r>
               <w:t>Years: 2016 to 2025</w:t>
             </w:r>
@@ -1518,7 +1538,7 @@
               </w:rPr>
               <w:t>520</w:t>
             </w:r>
-            <w:commentRangeEnd w:id="0"/>
+            <w:commentRangeEnd w:id="1"/>
             <w:r>
               <w:rPr>
                 <w:rStyle w:val="CommentReference"/>
@@ -1527,7 +1547,7 @@
                 <w:lang w:eastAsia="en-US"/>
                 <w14:ligatures w14:val="standardContextual"/>
               </w:rPr>
-              <w:commentReference w:id="0"/>
+              <w:commentReference w:id="1"/>
             </w:r>
           </w:p>
         </w:tc>
@@ -1687,7 +1707,15 @@
       </w:r>
       <w:proofErr w:type="spellEnd"/>
       <w:r>
-        <w:t xml:space="preserve">, 2022): GDP per capita in constant USD (NY.GDP.PCAP.KD), working-age population aged 15–64 (SP.POP.1564.TO), and youth unemployment for ages 15–24 (SL.UEM.1524.ZS). Country codes were </w:t>
+        <w:t>, 2022): GDP per capita in constant USD (</w:t>
+      </w:r>
+      <w:proofErr w:type="gramStart"/>
+      <w:r>
+        <w:t>NY.GDP.PCAP.KD</w:t>
+      </w:r>
+      <w:proofErr w:type="gramEnd"/>
+      <w:r>
+        <w:t xml:space="preserve">), working-age population aged 15–64 (SP.POP.1564.TO), and youth unemployment for ages 15–24 (SL.UEM.1524.ZS). Country codes were </w:t>
       </w:r>
       <w:proofErr w:type="spellStart"/>
       <w:r>
@@ -1798,7 +1826,7 @@
           <w:iCs/>
         </w:rPr>
       </w:pPr>
-      <w:bookmarkStart w:id="1" w:name="_Hlk225078139"/>
+      <w:bookmarkStart w:id="2" w:name="_Hlk225078139"/>
       <w:r>
         <w:rPr>
           <w:b/>
@@ -2063,7 +2091,7 @@
         <w:t>Source. Own-calculations</w:t>
       </w:r>
     </w:p>
-    <w:bookmarkEnd w:id="1"/>
+    <w:bookmarkEnd w:id="2"/>
     <w:p>
       <w:pPr>
         <w:pStyle w:val="NormalWeb"/>
@@ -2456,7 +2484,7 @@
                             <w:kern w:val="0"/>
                             <w14:ligatures w14:val="none"/>
                           </w:rPr>
-                          <m:t>t-2020=</m:t>
+                          <m:t>t-2020</m:t>
                         </m:r>
                         <m:r>
                           <m:rPr>
@@ -2467,7 +2495,7 @@
                             <w:kern w:val="0"/>
                             <w14:ligatures w14:val="none"/>
                           </w:rPr>
-                          <m:t>l</m:t>
+                          <m:t>=l</m:t>
                         </m:r>
                       </m:e>
                     </m:d>
@@ -3655,7 +3683,7 @@
                         </m:ctrlPr>
                       </m:dPr>
                       <m:e>
-                        <w:bookmarkStart w:id="2" w:name="_Hlk223452261"/>
+                        <w:bookmarkStart w:id="3" w:name="_Hlk223452261"/>
                         <m:r>
                           <m:rPr>
                             <m:sty m:val="bi"/>
@@ -3694,7 +3722,7 @@
                             </m:r>
                           </m:e>
                         </m:d>
-                        <w:bookmarkEnd w:id="2"/>
+                        <w:bookmarkEnd w:id="3"/>
                         <m:r>
                           <w:rPr>
                             <w:rFonts w:ascii="Cambria Math" w:eastAsia="Times New Roman" w:hAnsi="Cambria Math" w:cs="Times New Roman"/>
@@ -7161,7 +7189,27 @@
           <w:lang w:eastAsia="en-GB"/>
           <w14:ligatures w14:val="none"/>
         </w:rPr>
-        <w:t xml:space="preserve"> is a list of country specific covariates that control for structural characteristics at the country level. This exercise documents that income strongly predicts the magnitude of the shock, consistent with a segmented higher-education market in which price sensitivity varies systematically with economic fundamentals.</w:t>
+        <w:t xml:space="preserve"> is a list of country specific covariates that control for structural characteristics at the country </w:t>
+      </w:r>
+      <w:proofErr w:type="gramStart"/>
+      <w:r>
+        <w:rPr>
+          <w:rFonts w:ascii="Times New Roman" w:eastAsia="Times New Roman" w:hAnsi="Times New Roman" w:cs="Times New Roman"/>
+          <w:kern w:val="0"/>
+          <w:lang w:eastAsia="en-GB"/>
+          <w14:ligatures w14:val="none"/>
+        </w:rPr>
+        <w:t>level.</w:t>
+      </w:r>
+      <w:proofErr w:type="gramEnd"/>
+      <w:r>
+        <w:rPr>
+          <w:rFonts w:ascii="Times New Roman" w:eastAsia="Times New Roman" w:hAnsi="Times New Roman" w:cs="Times New Roman"/>
+          <w:kern w:val="0"/>
+          <w:lang w:eastAsia="en-GB"/>
+          <w14:ligatures w14:val="none"/>
+        </w:rPr>
+        <w:t xml:space="preserve"> This exercise documents that income strongly predicts the magnitude of the shock, consistent with a segmented higher-education market in which price sensitivity varies systematically with economic fundamentals.</w:t>
       </w:r>
     </w:p>
     <w:p>
@@ -7612,7 +7660,7 @@
                 <w14:ligatures w14:val="none"/>
               </w:rPr>
             </w:pPr>
-            <w:bookmarkStart w:id="3" w:name="_Hlk224319154"/>
+            <w:bookmarkStart w:id="4" w:name="_Hlk224319154"/>
           </w:p>
         </w:tc>
         <w:tc>
@@ -8224,7 +8272,7 @@
         </w:tc>
       </w:tr>
     </w:tbl>
-    <w:bookmarkEnd w:id="3"/>
+    <w:bookmarkEnd w:id="4"/>
     <w:p>
       <w:pPr>
         <w:pStyle w:val="NormalWeb"/>
@@ -11050,18 +11098,7 @@
           <w:sz w:val="18"/>
           <w:szCs w:val="18"/>
         </w:rPr>
-        <w:t>Models (I) through (V) are estimated with the standard TWFE estimator, while (VI) is estimated with a Poisson regression (see Berge (2018)) based on MLE. All regressions from (I) to (V) were replicated with the standard “linear models” package in Python, while (VI) was estimated using “substitutes”. All regressions are replicable in both R and Python. The data is sourced from the World Bank API resources, except for Jersey that wa</w:t>
-      </w:r>
-      <w:bookmarkStart w:id="4" w:name="_GoBack"/>
-      <w:bookmarkEnd w:id="4"/>
-      <w:r>
-        <w:rPr>
-          <w:rFonts w:ascii="Times New Roman" w:hAnsi="Times New Roman" w:cs="Times New Roman"/>
-          <w:iCs/>
-          <w:sz w:val="18"/>
-          <w:szCs w:val="18"/>
-        </w:rPr>
-        <w:t>s excluded due to data restrictions. Since the series for 2025 were not yet available at time of writing, they were excluded, giving 459 observations (51 countries × 9 years).</w:t>
+        <w:t>Models (I) through (V) are estimated with the standard TWFE estimator, while (VI) is estimated with a Poisson regression (see Berge (2018)) based on MLE. All regressions from (I) to (V) were replicated with the standard “linear models” package in Python, while (VI) was estimated using “substitutes”. All regressions are replicable in both R and Python. The data is sourced from the World Bank API resources, except for Jersey that was excluded due to data restrictions. Since the series for 2025 were not yet available at time of writing, they were excluded, giving 459 observations (51 countries × 9 years).</w:t>
       </w:r>
     </w:p>
     <w:p>
@@ -11253,6 +11290,20 @@
     </w:p>
     <w:p>
       <w:pPr>
+        <w:pStyle w:val="NormalWeb"/>
+        <w:spacing w:before="0" w:beforeAutospacing="0" w:after="0" w:afterAutospacing="0" w:line="360" w:lineRule="auto"/>
+        <w:ind w:firstLine="360"/>
+      </w:pPr>
+    </w:p>
+    <w:p>
+      <w:pPr>
+        <w:pStyle w:val="NormalWeb"/>
+        <w:spacing w:before="0" w:beforeAutospacing="0" w:after="0" w:afterAutospacing="0" w:line="360" w:lineRule="auto"/>
+        <w:ind w:firstLine="360"/>
+      </w:pPr>
+    </w:p>
+    <w:p>
+      <w:pPr>
         <w:pStyle w:val="Caption"/>
         <w:keepNext/>
         <w:spacing w:after="0" w:line="360" w:lineRule="auto"/>
@@ -11267,6 +11318,7 @@
           <w:b/>
           <w:color w:val="000000" w:themeColor="text1"/>
         </w:rPr>
+        <w:lastRenderedPageBreak/>
         <w:t>Table 4.</w:t>
       </w:r>
       <w:r>
@@ -11469,7 +11521,6 @@
                 <w:szCs w:val="22"/>
                 <w14:ligatures w14:val="none"/>
               </w:rPr>
-              <w:lastRenderedPageBreak/>
               <w:t>Panel A: Baseline estimates</w:t>
             </w:r>
           </w:p>
@@ -13572,25 +13623,45 @@
           <w:i w:val="0"/>
           <w:color w:val="000000" w:themeColor="text1"/>
         </w:rPr>
-        <w:t>−1.413</w:t>
-      </w:r>
-      <w:r>
-        <w:rPr>
-          <w:rStyle w:val="mpunct"/>
+        <w:t>−1.</w:t>
+      </w:r>
+      <w:proofErr w:type="gramStart"/>
+      <w:r>
+        <w:rPr>
+          <w:rStyle w:val="mord"/>
           <w:rFonts w:ascii="Times New Roman" w:hAnsi="Times New Roman" w:cs="Times New Roman"/>
           <w:i w:val="0"/>
           <w:color w:val="000000" w:themeColor="text1"/>
         </w:rPr>
-        <w:t>,</w:t>
-      </w:r>
-      <w:r>
-        <w:rPr>
-          <w:rStyle w:val="mord"/>
+        <w:t>413</w:t>
+      </w:r>
+      <w:r>
+        <w:rPr>
+          <w:rStyle w:val="mpunct"/>
           <w:rFonts w:ascii="Times New Roman" w:hAnsi="Times New Roman" w:cs="Times New Roman"/>
           <w:i w:val="0"/>
           <w:color w:val="000000" w:themeColor="text1"/>
         </w:rPr>
-        <w:t>−1.114</w:t>
+        <w:t>,</w:t>
+      </w:r>
+      <w:r>
+        <w:rPr>
+          <w:rStyle w:val="mord"/>
+          <w:rFonts w:ascii="Times New Roman" w:hAnsi="Times New Roman" w:cs="Times New Roman"/>
+          <w:i w:val="0"/>
+          <w:color w:val="000000" w:themeColor="text1"/>
+        </w:rPr>
+        <w:t>−</w:t>
+      </w:r>
+      <w:proofErr w:type="gramEnd"/>
+      <w:r>
+        <w:rPr>
+          <w:rStyle w:val="mord"/>
+          <w:rFonts w:ascii="Times New Roman" w:hAnsi="Times New Roman" w:cs="Times New Roman"/>
+          <w:i w:val="0"/>
+          <w:color w:val="000000" w:themeColor="text1"/>
+        </w:rPr>
+        <w:t>1.114</w:t>
       </w:r>
       <w:r>
         <w:rPr>
@@ -13786,9 +13857,9 @@
           <w:i w:val="0"/>
           <w:color w:val="000000" w:themeColor="text1"/>
         </w:rPr>
-        <w:t>EU×Post</w:t>
-      </w:r>
-      <w:proofErr w:type="spellEnd"/>
+        <w:t>EU×</w:t>
+      </w:r>
+      <w:proofErr w:type="gramStart"/>
       <w:r>
         <w:rPr>
           <w:rStyle w:val="katex-mathml"/>
@@ -13796,16 +13867,36 @@
           <w:i w:val="0"/>
           <w:color w:val="000000" w:themeColor="text1"/>
         </w:rPr>
-        <w:t xml:space="preserve"> </w:t>
-      </w:r>
-      <w:r>
-        <w:rPr>
-          <w:rStyle w:val="bzpyqfadein"/>
+        <w:t>Post</w:t>
+      </w:r>
+      <w:proofErr w:type="spellEnd"/>
+      <w:r>
+        <w:rPr>
+          <w:rStyle w:val="katex-mathml"/>
           <w:rFonts w:ascii="Times New Roman" w:hAnsi="Times New Roman" w:cs="Times New Roman"/>
           <w:i w:val="0"/>
           <w:color w:val="000000" w:themeColor="text1"/>
         </w:rPr>
-        <w:t xml:space="preserve"> coefficient changes under hypothetical unobserved confounding. The axes represent the partial</w:t>
+        <w:t xml:space="preserve"> </w:t>
+      </w:r>
+      <w:r>
+        <w:rPr>
+          <w:rStyle w:val="bzpyqfadein"/>
+          <w:rFonts w:ascii="Times New Roman" w:hAnsi="Times New Roman" w:cs="Times New Roman"/>
+          <w:i w:val="0"/>
+          <w:color w:val="000000" w:themeColor="text1"/>
+        </w:rPr>
+        <w:t xml:space="preserve"> coefficient</w:t>
+      </w:r>
+      <w:proofErr w:type="gramEnd"/>
+      <w:r>
+        <w:rPr>
+          <w:rStyle w:val="bzpyqfadein"/>
+          <w:rFonts w:ascii="Times New Roman" w:hAnsi="Times New Roman" w:cs="Times New Roman"/>
+          <w:i w:val="0"/>
+          <w:color w:val="000000" w:themeColor="text1"/>
+        </w:rPr>
+        <w:t xml:space="preserve"> changes under hypothetical unobserved confounding. The axes represent the partial</w:t>
       </w:r>
       <w:r>
         <w:rPr>
@@ -20049,7 +20140,23 @@
           <w:rFonts w:ascii="Times New Roman" w:hAnsi="Times New Roman" w:cs="Times New Roman"/>
           <w:iCs/>
         </w:rPr>
-        <w:t>2018). "Efficient estimation of maximum likelihood models with multiple fixed-effects: the R package FENmlm." CREA Discussion Papers, 13.</w:t>
+        <w:t xml:space="preserve">2018). "Efficient estimation of maximum likelihood models with multiple fixed-effects: </w:t>
+      </w:r>
+      <w:proofErr w:type="gramStart"/>
+      <w:r>
+        <w:rPr>
+          <w:rFonts w:ascii="Times New Roman" w:hAnsi="Times New Roman" w:cs="Times New Roman"/>
+          <w:iCs/>
+        </w:rPr>
+        <w:t>the</w:t>
+      </w:r>
+      <w:proofErr w:type="gramEnd"/>
+      <w:r>
+        <w:rPr>
+          <w:rFonts w:ascii="Times New Roman" w:hAnsi="Times New Roman" w:cs="Times New Roman"/>
+          <w:iCs/>
+        </w:rPr>
+        <w:t xml:space="preserve"> R package FENmlm." CREA Discussion Papers, 13.</w:t>
       </w:r>
     </w:p>
     <w:p>
@@ -20488,7 +20595,15 @@
         <w:t>Hoxby, C. M.</w:t>
       </w:r>
       <w:r>
-        <w:t xml:space="preserve"> (2000). The economics of higher education: Analyzing the role of tuition fees and price sensitivity in HE demand. </w:t>
+        <w:t xml:space="preserve"> (2000). The economics of higher education: Analyzing the role of tuition fees and price sensitivity in HE </w:t>
+      </w:r>
+      <w:proofErr w:type="gramStart"/>
+      <w:r>
+        <w:t>demand</w:t>
+      </w:r>
+      <w:proofErr w:type="gramEnd"/>
+      <w:r>
+        <w:t xml:space="preserve">. </w:t>
       </w:r>
       <w:r>
         <w:rPr>
@@ -21056,7 +21171,15 @@
         <w:t>Eurostat. (2025).</w:t>
       </w:r>
       <w:r>
-        <w:t xml:space="preserve"> Average full time adjusted salary per employee [Data set]. </w:t>
+        <w:t xml:space="preserve"> Average </w:t>
+      </w:r>
+      <w:proofErr w:type="gramStart"/>
+      <w:r>
+        <w:t>full time</w:t>
+      </w:r>
+      <w:proofErr w:type="gramEnd"/>
+      <w:r>
+        <w:t xml:space="preserve"> adjusted salary per employee [Data set]. </w:t>
       </w:r>
       <w:hyperlink r:id="rId45" w:history="1">
         <w:r>
@@ -21203,7 +21326,7 @@
 
 <file path=word/comments.xml><?xml version="1.0" encoding="utf-8"?>
 <w:comments xmlns:wpc="http://schemas.microsoft.com/office/word/2010/wordprocessingCanvas" xmlns:cx="http://schemas.microsoft.com/office/drawing/2014/chartex" xmlns:cx1="http://schemas.microsoft.com/office/drawing/2015/9/8/chartex" xmlns:cx2="http://schemas.microsoft.com/office/drawing/2015/10/21/chartex" xmlns:cx3="http://schemas.microsoft.com/office/drawing/2016/5/9/chartex" xmlns:cx4="http://schemas.microsoft.com/office/drawing/2016/5/10/chartex" xmlns:cx5="http://schemas.microsoft.com/office/drawing/2016/5/11/chartex" xmlns:cx6="http://schemas.microsoft.com/office/drawing/2016/5/12/chartex" xmlns:cx7="http://schemas.microsoft.com/office/drawing/2016/5/13/chartex" xmlns:cx8="http://schemas.microsoft.com/office/drawing/2016/5/14/chartex" xmlns:mc="http://schemas.openxmlformats.org/markup-compatibility/2006" xmlns:aink="http://schemas.microsoft.com/office/drawing/2016/ink" xmlns:am3d="http://schemas.microsoft.com/office/drawing/2017/model3d" xmlns:o="urn:schemas-microsoft-com:office:office" xmlns:r="http://schemas.openxmlformats.org/officeDocument/2006/relationships" xmlns:m="http://schemas.openxmlformats.org/officeDocument/2006/math" xmlns:v="urn:schemas-microsoft-com:vml" xmlns:wp14="http://schemas.microsoft.com/office/word/2010/wordprocessingDrawing" xmlns:wp="http://schemas.openxmlformats.org/drawingml/2006/wordprocessingDrawing" xmlns:w10="urn:schemas-microsoft-com:office:word" xmlns:w="http://schemas.openxmlformats.org/wordprocessingml/2006/main" xmlns:w14="http://schemas.microsoft.com/office/word/2010/wordml" xmlns:w15="http://schemas.microsoft.com/office/word/2012/wordml" xmlns:w16cid="http://schemas.microsoft.com/office/word/2016/wordml/cid" xmlns:w16se="http://schemas.microsoft.com/office/word/2015/wordml/symex" xmlns:wpg="http://schemas.microsoft.com/office/word/2010/wordprocessingGroup" xmlns:wpi="http://schemas.microsoft.com/office/word/2010/wordprocessingInk" xmlns:wne="http://schemas.microsoft.com/office/word/2006/wordml" xmlns:wps="http://schemas.microsoft.com/office/word/2010/wordprocessingShape" mc:Ignorable="w14 w15 w16se w16cid wp14">
-  <w:comment w:id="0" w:author="Stoycho Rusinov" w:date="2026-05-11T11:58:00Z" w:initials="SR">
+  <w:comment w:id="1" w:author="Stoycho Rusinov" w:date="2026-05-11T11:58:00Z" w:initials="SR">
     <w:p>
       <w:pPr>
         <w:pStyle w:val="NormalWeb"/>
@@ -27705,7 +27828,7 @@
 </file>
 
 <file path=customXml/itemProps1.xml><?xml version="1.0" encoding="utf-8"?>
-<ds:datastoreItem xmlns:ds="http://schemas.openxmlformats.org/officeDocument/2006/customXml" ds:itemID="{32164415-1857-4137-9094-80C368FCA537}">
+<ds:datastoreItem xmlns:ds="http://schemas.openxmlformats.org/officeDocument/2006/customXml" ds:itemID="{62BFFA61-B5E2-43BC-905B-E1D4F67E0138}">
   <ds:schemaRefs>
     <ds:schemaRef ds:uri="http://schemas.openxmlformats.org/officeDocument/2006/bibliography"/>
   </ds:schemaRefs>
